--- a/example_articles/countries/Cuba/4.countries_Cuba_Other_publisher.docx
+++ b/example_articles/countries/Cuba/4.countries_Cuba_Other_publisher.docx
@@ -29,17 +29,17 @@
     </w:p>
     <w:p>
       <w:r>
-        <w:t>Source File: Other publishers/Files (500) (22).DOCX</w:t>
+        <w:t>Source file: Other publishers/Files (500) (22).DOCX</w:t>
       </w:r>
     </w:p>
     <w:p>
       <w:r>
-        <w:t>Raw locations result: ['Cuba']</w:t>
+        <w:t>Raw locations result, 'locations': ['Cuba']</w:t>
       </w:r>
     </w:p>
     <w:p>
       <w:r>
-        <w:t>countries_stand_flat (Standardized): Cuba</w:t>
+        <w:t>Standardized locations result, 'countries_stand_flat': Cuba</w:t>
       </w:r>
     </w:p>
     <w:p>

--- a/example_articles/countries/Cuba/4.countries_Cuba_Other_publisher.docx
+++ b/example_articles/countries/Cuba/4.countries_Cuba_Other_publisher.docx
@@ -7,9 +7,7 @@
         <w:pStyle w:val="Heading1"/>
       </w:pPr>
       <w:r>
-        <w:t>LUCKY CHARMS;</w:t>
-        <w:br/>
-        <w:t xml:space="preserve"> Commitments' sound, story weave spell in movie</w:t>
+        <w:t>Desperate Castro meets fellow leaders in Mexico</w:t>
       </w:r>
     </w:p>
     <w:p>
@@ -19,17 +17,17 @@
     </w:p>
     <w:p>
       <w:r>
-        <w:t>Date: 1991-09-13</w:t>
+        <w:t>Date: 1991-10-24</w:t>
       </w:r>
     </w:p>
     <w:p>
       <w:r>
-        <w:t>Section: Variety; Pg. 1E</w:t>
+        <w:t>Section: NEWS; Pg. 4A; Elsewhere in the World</w:t>
       </w:r>
     </w:p>
     <w:p>
       <w:r>
-        <w:t>Source file: Other publishers/Files (500) (22).DOCX</w:t>
+        <w:t>Source file: Other publishers/Files (305).DOCX</w:t>
       </w:r>
     </w:p>
     <w:p>
@@ -51,29 +49,17 @@
     </w:p>
     <w:p>
       <w:r>
-        <w:t>'The Commitments" is a delightful, spirited, entertaining movie that offers keen insights into the dynamics of the world of rock 'n' roll.</w:t>
+        <w:t>Fidel Castro, eager for oil and under pressure to liberalize Cuba's hard- line communism, popped up unexpectedly Wednesday at talks in Cozumel, Mexico, with the presidents of Mexico, Venezuela and Colombia. Cuba's economy is self- destructing with the loss of aid and trade from the Soviet Union.</w:t>
         <w:br/>
-        <w:t xml:space="preserve"> "The Commitments" could be viewed as a street-level answer to "Bring on the Night," Sting's 1985 documentary about how he put together his first solo band.  It could be seen as a rock 'n' roll version of one of those Judy Garland let's-put-on-a-show movies.  But it really is British director Alan Parker remaking his own "Fame" in a different context.</w:t>
+        <w:t>Rationing and economic hardship has sparked a wave of defections. U.S. immigration officials confirmed that Dr. Jorge Carballido Perez, 46, a high-ranking Cuban cardiologist, has sought political asylum in Puerto Rico, after hopping a plane from Toronto, Canada, where he had been taking a university course. So far this year 1,971 Cubans have left Cuba, seeking asylum elsewhere. Cuba watchers say upper echelon Cubans are increasingly joining working-class Cubans in making the journey to freedom. ''Practically every segment of the Cuban society is defecting,'' said Guarione Diaz, president of the Cuban American National Council in Miami. ''We are seeing defections we have not seen in the last 30 years.'' - Sandra Sanchez</w:t>
         <w:br/>
-        <w:t>The setting is Dublin.  A working-class hustler, Jimmy Rabbitte, wants to put together a soul band because soul music has the beat of sex and the beat of the factory, he says.  A nobody himself, he auditions a bunch of nobodies and then puts the youngsters through rehearsals with the help of a born-again Christian trumpeter, Joey (The Lips) Fagan, who says he played with Otis Redding, Wilson Pickett and the Beatles.  The 11-member Commitments play a few gigs, court the critics and await their big break when Pickett is going to see them in a club.  The film is a story of dreams, commitment and destiny.</w:t>
+        <w:t xml:space="preserve"> Yugoslavian troops step up attack</w:t>
         <w:br/>
-        <w:t xml:space="preserve"> As with "Fame," Parker has assembled an ensemble cast of unknowns, most of whom have no acting experience.  Robert Arkins, who plays the heroic hustler Rabbitte with street-wise, entrepreneurial verve, is actually a singer in an unknown Irish rock band.  Maria Doyle, who plays one of the three backup singers, used to sing with Hothouse Flowers, a hot Irish band, and now works with the Black Velvet Band.  And Andrew Strong, who plays the Commitments buffoonish lead singer (imagine Meat Loaf sounding like Joe Cocker), has landed a recording deal because of his work in the movie.  The cast is credible and charming, especially 21-year-old Arkins, 17-year-old Strong and Johnny Murphy, a veteran Irish actor, as Fagan.</w:t>
         <w:br/>
-        <w:t xml:space="preserve"> Parker tells the story a bit too slowly at times and lingers too much on Strong doing soul standards like Redding's "Try a Little Tenderness" onstage.  As he has in his other films such as "Fame" and "Mississippi Burning," the director gets a bit manipulative (the plot is as far-fetched as the one in "Flashdance").  Nevertheless, the naivet e, energy and vitality of the cast, the film's facile humor and the sweet soul music make "The Commitments" irresistible, especially to baby boomers bred on "Mustang Sally," "Chain of Fools" and "Nowhere To Run."</w:t>
+        <w:t>Notes</w:t>
         <w:br/>
-        <w:t xml:space="preserve"> The film has many funny moments - from the predictable montage of people auditioning for the band to a priest correcting a parishioner at confession about who sang "When a Man Loves a Woman" (Percy Sledge, not Marvin Gaye) to Rabbitte's Elvis-obsessed father (he has a picture of Elvis next to one of the Pope on his wall).</w:t>
         <w:br/>
-        <w:t xml:space="preserve"> The main reason "The Commitments" works is the way Parker and his cast charm the viewers.  With equal amounts of guile and jive, Rabbitte makes believers out of his band members. "The Irish are the blacks of Europe," the manager says explaining their connection to soul music, so "say it loud, 'I'm black and I'm proud.' " Periodically, Rabbitte retires to his bath tub and gives imaginary interviews, reflecting on the career of his superstar band.  He seems to make all the right moves except maybe he should have called his group the Charmers.</w:t>
-        <w:br/>
-        <w:t>The Commitments</w:t>
-        <w:br/>
-        <w:t>Who: Directed by Alan Parker; adapted from a novel by Roddy Doyle.</w:t>
-        <w:br/>
-        <w:t>Where: Centennial Lakes, Maplewood II, Pavilion Place, Eden Prairie East, Willow Creek.</w:t>
-        <w:br/>
-        <w:t>Review: The charm of this no-name ensemble cast, several wryly humorous scenes and 1960s sweet soul music carry this delightful film about the formation of a rock band in Dublin. (Rated R for language and sexual situations).</w:t>
-        <w:br/>
-        <w:t>Movie rating: 8</w:t>
+        <w:t>WASHINGTON AND THE WORLD</w:t>
         <w:br/>
         <w:br/>
         <w:t>Graphic</w:t>
@@ -81,7 +67,11 @@
         <w:br/>
         <w:t xml:space="preserve"> </w:t>
         <w:br/>
-        <w:t>Photograph</w:t>
+        <w:t>PHOTO; b/w, AP</w:t>
+        <w:br/>
+        <w:t xml:space="preserve"> </w:t>
+        <w:br/>
+        <w:t>CUTLINE: TANK CAPTURED: Croatian soldiers operate a tank captured from the Yugoslavian army at Neboja in Croatia Wednesday. Also, the federal army launched an assault on the port of Dubrovnik. At least three civilians died as more than 1,000 shells rained down on the tourist town.</w:t>
       </w:r>
     </w:p>
     <w:sectPr>

--- a/example_articles/countries/Cuba/4.countries_Cuba_Other_publisher.docx
+++ b/example_articles/countries/Cuba/4.countries_Cuba_Other_publisher.docx
@@ -7,7 +7,7 @@
         <w:pStyle w:val="Heading1"/>
       </w:pPr>
       <w:r>
-        <w:t>Desperate Castro meets fellow leaders in Mexico</w:t>
+        <w:t>COUNTERPOINT</w:t>
       </w:r>
     </w:p>
     <w:p>
@@ -17,17 +17,17 @@
     </w:p>
     <w:p>
       <w:r>
-        <w:t>Date: 1991-10-24</w:t>
+        <w:t>Date: 2020-03-16</w:t>
       </w:r>
     </w:p>
     <w:p>
       <w:r>
-        <w:t>Section: NEWS; Pg. 4A; Elsewhere in the World</w:t>
+        <w:t>Section: NEWS; Pg. 11A</w:t>
       </w:r>
     </w:p>
     <w:p>
       <w:r>
-        <w:t>Source file: Other publishers/Files (305).DOCX</w:t>
+        <w:t>Source file: Other publishers/Files (500) (5).DOCX</w:t>
       </w:r>
     </w:p>
     <w:p>
@@ -49,29 +49,27 @@
     </w:p>
     <w:p>
       <w:r>
-        <w:t>Fidel Castro, eager for oil and under pressure to liberalize Cuba's hard- line communism, popped up unexpectedly Wednesday at talks in Cozumel, Mexico, with the presidents of Mexico, Venezuela and Colombia. Cuba's economy is self- destructing with the loss of aid and trade from the Soviet Union.</w:t>
+        <w:t>The Cuban Revolution continues to be a challenge for the Star Tribune editorial page; simplistic thinking is the predictable default position. Space doesn't permit a detailed refutation of its editorial "Sanders tries pivot on authoritarianism" (Feb. 28), and Steve Sack's cartoon the following day. But does the Trump/Pompeo State Department, whose report the editors rest their case on, have the credibility to judge "human rights practices" in Cuba? Let's agree to what is easily provable.</w:t>
         <w:br/>
-        <w:t>Rationing and economic hardship has sparked a wave of defections. U.S. immigration officials confirmed that Dr. Jorge Carballido Perez, 46, a high-ranking Cuban cardiologist, has sought political asylum in Puerto Rico, after hopping a plane from Toronto, Canada, where he had been taking a university course. So far this year 1,971 Cubans have left Cuba, seeking asylum elsewhere. Cuba watchers say upper echelon Cubans are increasingly joining working-class Cubans in making the journey to freedom. ''Practically every segment of the Cuban society is defecting,'' said Guarione Diaz, president of the Cuban American National Council in Miami. ''We are seeing defections we have not seen in the last 30 years.'' - Sandra Sanchez</w:t>
+        <w:t>On Jan. 1, 1959, the Cuban people in their immense majority took back their country, a de facto colony of the U.S. from 1902, and Washington, be it a Democrat or Republican administration, has never forgiven them for so doing. Others in the hemisphere, they fear, may be inspired to do the same. Compare and contrast Cuba to Puerto Rico, a colony that has yet to do what the Cubans did. Exactly because its working-class masses and not Fidel and Raul Castro continue to be the real power in Cuba is why Washington maintains its decades-long criminal blockade of the island; the unfulfilled hope that it will make life so difficult that they will rise up and overthrow their revolution.</w:t>
         <w:br/>
-        <w:t xml:space="preserve"> Yugoslavian troops step up attack</w:t>
+        <w:t>The Star Tribune's opinion editors would serve their readers well if they run again that so-instructive photo of Nelson Mandela and Fidel Castro in fraternal embrace in 1991 (Dec. 9, 2013); it speaks volumes about how most of the world views Cuba. Mandela traveled there shortly after release from prison in South Africa to thank its people. "Were it not," he told a mass audience, "what you did [in defeating the apartheid army in Angola in 1988], I would not be able to be here today."</w:t>
         <w:br/>
+        <w:t>Fast-forward to 2014 when, at the request of the World Health Organization, Cuba sent 256 medical volunteers to West Africa to successfully combat the Ebola scourge - the only government to do so.</w:t>
         <w:br/>
-        <w:t>Notes</w:t>
+        <w:t>As for Sack's scurrilous cartoon, it deserves nothing more enlightening in response than what it pretended to portray. In place of "Castro regime" on the bloodied hanging body, write, "U.S. Guantanamo base" - what many Americans do know about a prison on Cuban soil. Ironically, Sack in his very next cartoon reminded many of us of another example of the nobility of the revolution - Cuba's offer in September 2005 to send 1,650 volunteers to New Orleans to help relieve the suffering of those, like members of my own family, from the post-Katrina floodwaters. The Bush administration rejected the offer.</w:t>
         <w:br/>
+        <w:t>As for the timeworn charge that Cubans aren't allowed to think for themselves, consider the all-so-public event on March 22, 2016, in Havana. Visiting U.S. President Barack Obama spoke to the Cuban people on television and in the press, uncensored, including his criticisms of the government. Former President Jimmy Carter did something similar in 2002. Would Washington ever invite a Cuban head of state to do the same?</w:t>
         <w:br/>
-        <w:t>WASHINGTON AND THE WORLD</w:t>
+        <w:t>If the charge of the critics, including now Sanders, is that there are limits on civil liberties in Cuba, they are right. Not surprising given its geography - 90 miles from an implacable foe for six decades, and the mightiest military power in history.</w:t>
         <w:br/>
+        <w:t>Where I differ with the critics is the assumption that those limits are in place against the desires of the majority of the Cuban people. Traveling to the island since 1983 has taught me that they accept those limits as the price they pay for defending their revolution. Think a bit about U.S. history when Abraham Lincoln limited civil liberties to defend the revolutionary project he led, to overthrow the slavocracy. Obama in his Havana speech sought to convince Cubans to lower their guard, to be less vigilant. They didn't. That's even truer today with the Trump administration's tightening of the blockade.</w:t>
         <w:br/>
-        <w:t>Graphic</w:t>
+        <w:t>Are there Cubans who try to make virtue out of necessity? Certainly. But most Cubans look forward to the day when they can have more political space - necessary for the advancement of their revolutionary project.</w:t>
         <w:br/>
+        <w:t>To the critics who charge that Cuban leaders use the threat of Washington in a self-serving way, consider what they often say in response: "If you think we're using it as an excuse, then deny us the excuse - remove the threat." We in the Minnesota Cuba Committee work with anyone who wants to end the 60-year old blockade, to let the Cuban people and not Washington decide their own destiny.</w:t>
         <w:br/>
-        <w:t xml:space="preserve"> </w:t>
-        <w:br/>
-        <w:t>PHOTO; b/w, AP</w:t>
-        <w:br/>
-        <w:t xml:space="preserve"> </w:t>
-        <w:br/>
-        <w:t>CUTLINE: TANK CAPTURED: Croatian soldiers operate a tank captured from the Yugoslavian army at Neboja in Croatia Wednesday. Also, the federal army launched an assault on the port of Dubrovnik. At least three civilians died as more than 1,000 shells rained down on the tourist town.</w:t>
+        <w:t>August Nimtz, of the Minnesota Cuba Committee, is a professor of political science and African-American and African studies at the University of Minnesota.</w:t>
       </w:r>
     </w:p>
     <w:sectPr>
